--- a/req/需求文档V2.0.docx
+++ b/req/需求文档V2.0.docx
@@ -20669,6 +20669,26 @@
       </w:r>
     </w:p>
     <w:bookmarkEnd w:id="164"/>
+    <w:p>
+      <w:r>
+        <w:t>附录：App 标识（2026-09-07 更新）</w:t>
+      </w:r>
+    </w:p>
+    <w:p>
+      <w:r>
+        <w:t>Android 包名与 applicationId、namespace 统一为 com.lifeos；源码包路径、测试和 Room schema 使用相同根包名。</w:t>
+      </w:r>
+    </w:p>
+    <w:p>
+      <w:r>
+        <w:t>App 版本为 0.0.3，Android versionCode 为 3。需求文档版本 V2.0 与 App 版本号分别管理。</w:t>
+      </w:r>
+    </w:p>
+    <w:p>
+      <w:r>
+        <w:t>软件启动图标使用天平图形，并采用 Life OS 的深绿色与浅绿色视觉配色。</w:t>
+      </w:r>
+    </w:p>
     <w:sectPr>
       <w:footnotePr>
         <w:numRestart w:val="eachSect"/>
